--- a/Fase 2/Documentos/08_Manual_Tecnico.docx
+++ b/Fase 2/Documentos/08_Manual_Tecnico.docx
@@ -7,6 +7,9 @@
         <w:pStyle w:val="Title"/>
       </w:pPr>
       <w:r>
+        <w:rPr>
+          <w:color w:val="000000"/>
+        </w:rPr>
         <w:t>Manual técnico de Fase 2</w:t>
       </w:r>
     </w:p>
@@ -28,12 +31,23 @@
         <w:tblStyle w:val="TableGrid"/>
         <w:tblW w:type="auto" w:w="0"/>
         <w:tblLook w:firstColumn="1" w:firstRow="1" w:lastColumn="0" w:lastRow="0" w:noHBand="0" w:noVBand="1" w:val="04A0"/>
+        <w:tblBorders>
+          <w:top w:val="single" w:sz="4" w:color="D9D9D9"/>
+          <w:left w:val="single" w:sz="4" w:color="D9D9D9"/>
+          <w:bottom w:val="single" w:sz="4" w:color="D9D9D9"/>
+          <w:right w:val="single" w:sz="4" w:color="D9D9D9"/>
+          <w:insideH w:val="single" w:sz="4" w:color="D9D9D9"/>
+          <w:insideV w:val="single" w:sz="4" w:color="D9D9D9"/>
+        </w:tblBorders>
       </w:tblPr>
       <w:tblGrid>
         <w:gridCol w:w="5040"/>
         <w:gridCol w:w="5040"/>
       </w:tblGrid>
       <w:tr>
+        <w:trPr>
+          <w:tblHeader/>
+        </w:trPr>
         <w:tc>
           <w:tcPr>
             <w:tcW w:type="dxa" w:w="4896"/>
@@ -49,6 +63,8 @@
           </w:tcPr>
           <w:p>
             <w:pPr>
+              <w:keepNext w:val="0"/>
+              <w:keepLines w:val="0"/>
               <w:spacing w:after="40" w:before="40"/>
             </w:pPr>
             <w:r/>
@@ -77,6 +93,8 @@
           </w:tcPr>
           <w:p>
             <w:pPr>
+              <w:keepNext w:val="0"/>
+              <w:keepLines w:val="0"/>
               <w:spacing w:after="40" w:before="40"/>
             </w:pPr>
             <w:r/>
@@ -91,6 +109,7 @@
         </w:tc>
       </w:tr>
       <w:tr>
+        <w:trPr/>
         <w:tc>
           <w:tcPr>
             <w:tcW w:type="dxa" w:w="4896"/>
@@ -106,16 +125,12 @@
           </w:tcPr>
           <w:p>
             <w:pPr>
+              <w:keepNext w:val="0"/>
+              <w:keepLines w:val="0"/>
               <w:spacing w:after="40" w:before="40"/>
             </w:pPr>
-            <w:r/>
             <w:r>
-              <w:rPr>
-                <w:b/>
-                <w:color w:val="16382F"/>
-                <w:sz w:val="18"/>
-              </w:rPr>
-              <w:t>Fecha</w:t>
+              <w:t>Actualización documental</w:t>
             </w:r>
           </w:p>
         </w:tc>
@@ -134,15 +149,12 @@
           </w:tcPr>
           <w:p>
             <w:pPr>
+              <w:keepNext w:val="0"/>
+              <w:keepLines w:val="0"/>
               <w:spacing w:after="40" w:before="40"/>
             </w:pPr>
-            <w:r/>
             <w:r>
-              <w:rPr>
-                <w:b w:val="0"/>
-                <w:sz w:val="18"/>
-              </w:rPr>
-              <w:t>4 de octubre de 2026</w:t>
+              <w:t>20 de octubre de 2026</w:t>
             </w:r>
           </w:p>
         </w:tc>
@@ -162,6 +174,9 @@
         <w:pStyle w:val="Heading1"/>
       </w:pPr>
       <w:r>
+        <w:rPr>
+          <w:color w:val="000000"/>
+        </w:rPr>
         <w:t>1 Requisitos</w:t>
       </w:r>
     </w:p>
@@ -189,7 +204,7 @@
         <w:spacing w:after="60"/>
       </w:pPr>
       <w:r>
-        <w:t>Node.js LTS y npm para el panel web.</w:t>
+        <w:t>Node.js compatible con package-lock.json y npm; las pruebas del panel se realizaron con Node.js 24.</w:t>
       </w:r>
     </w:p>
     <w:p>
@@ -206,6 +221,9 @@
         <w:pStyle w:val="Heading1"/>
       </w:pPr>
       <w:r>
+        <w:rPr>
+          <w:color w:val="000000"/>
+        </w:rPr>
         <w:t>2 Estructura</w:t>
       </w:r>
     </w:p>
@@ -214,12 +232,23 @@
         <w:tblStyle w:val="TableGrid"/>
         <w:tblW w:type="auto" w:w="0"/>
         <w:tblLook w:firstColumn="1" w:firstRow="1" w:lastColumn="0" w:lastRow="0" w:noHBand="0" w:noVBand="1" w:val="04A0"/>
+        <w:tblBorders>
+          <w:top w:val="single" w:sz="4" w:color="D9D9D9"/>
+          <w:left w:val="single" w:sz="4" w:color="D9D9D9"/>
+          <w:bottom w:val="single" w:sz="4" w:color="D9D9D9"/>
+          <w:right w:val="single" w:sz="4" w:color="D9D9D9"/>
+          <w:insideH w:val="single" w:sz="4" w:color="D9D9D9"/>
+          <w:insideV w:val="single" w:sz="4" w:color="D9D9D9"/>
+        </w:tblBorders>
       </w:tblPr>
       <w:tblGrid>
         <w:gridCol w:w="5040"/>
         <w:gridCol w:w="5040"/>
       </w:tblGrid>
       <w:tr>
+        <w:trPr>
+          <w:tblHeader/>
+        </w:trPr>
         <w:tc>
           <w:tcPr>
             <w:tcW w:type="dxa" w:w="4032"/>
@@ -236,6 +265,8 @@
           </w:tcPr>
           <w:p>
             <w:pPr>
+              <w:keepNext w:val="0"/>
+              <w:keepLines w:val="0"/>
               <w:spacing w:after="40" w:before="40"/>
             </w:pPr>
             <w:r/>
@@ -265,6 +296,8 @@
           </w:tcPr>
           <w:p>
             <w:pPr>
+              <w:keepNext w:val="0"/>
+              <w:keepLines w:val="0"/>
               <w:spacing w:after="40" w:before="40"/>
             </w:pPr>
             <w:r/>
@@ -280,6 +313,7 @@
         </w:tc>
       </w:tr>
       <w:tr>
+        <w:trPr/>
         <w:tc>
           <w:tcPr>
             <w:tcW w:type="dxa" w:w="4032"/>
@@ -295,6 +329,8 @@
           </w:tcPr>
           <w:p>
             <w:pPr>
+              <w:keepNext w:val="0"/>
+              <w:keepLines w:val="0"/>
               <w:spacing w:after="40" w:before="40"/>
             </w:pPr>
             <w:r/>
@@ -322,20 +358,18 @@
           </w:tcPr>
           <w:p>
             <w:pPr>
+              <w:keepNext w:val="0"/>
+              <w:keepLines w:val="0"/>
               <w:spacing w:after="40" w:before="40"/>
             </w:pPr>
-            <w:r/>
             <w:r>
-              <w:rPr>
-                <w:b w:val="0"/>
-                <w:sz w:val="17"/>
-              </w:rPr>
-              <w:t>Esquema, seed, Docker Compose y datos de demo.</w:t>
+              <w:t>Esquema, seed, historial de demo, migración MessageSid y migracion_croquis_terreno.sql; Compose en la raíz.</w:t>
             </w:r>
           </w:p>
         </w:tc>
       </w:tr>
       <w:tr>
+        <w:trPr/>
         <w:tc>
           <w:tcPr>
             <w:tcW w:type="dxa" w:w="4032"/>
@@ -352,6 +386,8 @@
           </w:tcPr>
           <w:p>
             <w:pPr>
+              <w:keepNext w:val="0"/>
+              <w:keepLines w:val="0"/>
               <w:spacing w:after="40" w:before="40"/>
             </w:pPr>
             <w:r/>
@@ -380,6 +416,8 @@
           </w:tcPr>
           <w:p>
             <w:pPr>
+              <w:keepNext w:val="0"/>
+              <w:keepLines w:val="0"/>
               <w:spacing w:after="40" w:before="40"/>
             </w:pPr>
             <w:r/>
@@ -394,6 +432,7 @@
         </w:tc>
       </w:tr>
       <w:tr>
+        <w:trPr/>
         <w:tc>
           <w:tcPr>
             <w:tcW w:type="dxa" w:w="4032"/>
@@ -409,6 +448,8 @@
           </w:tcPr>
           <w:p>
             <w:pPr>
+              <w:keepNext w:val="0"/>
+              <w:keepLines w:val="0"/>
               <w:spacing w:after="40" w:before="40"/>
             </w:pPr>
             <w:r/>
@@ -436,6 +477,8 @@
           </w:tcPr>
           <w:p>
             <w:pPr>
+              <w:keepNext w:val="0"/>
+              <w:keepLines w:val="0"/>
               <w:spacing w:after="40" w:before="40"/>
             </w:pPr>
             <w:r/>
@@ -450,6 +493,7 @@
         </w:tc>
       </w:tr>
       <w:tr>
+        <w:trPr/>
         <w:tc>
           <w:tcPr>
             <w:tcW w:type="dxa" w:w="4032"/>
@@ -466,6 +510,8 @@
           </w:tcPr>
           <w:p>
             <w:pPr>
+              <w:keepNext w:val="0"/>
+              <w:keepLines w:val="0"/>
               <w:spacing w:after="40" w:before="40"/>
             </w:pPr>
             <w:r/>
@@ -494,6 +540,8 @@
           </w:tcPr>
           <w:p>
             <w:pPr>
+              <w:keepNext w:val="0"/>
+              <w:keepLines w:val="0"/>
               <w:spacing w:after="40" w:before="40"/>
             </w:pPr>
             <w:r/>
@@ -518,6 +566,9 @@
         <w:pStyle w:val="Heading1"/>
       </w:pPr>
       <w:r>
+        <w:rPr>
+          <w:color w:val="000000"/>
+        </w:rPr>
         <w:t>3 Levantar la base</w:t>
       </w:r>
     </w:p>
@@ -526,7 +577,7 @@
         <w:spacing w:after="120"/>
       </w:pPr>
       <w:r>
-        <w:t>Desde la carpeta database:</w:t>
+        <w:t>Para una instalación nueva, desde la raíz copiar .env.example a .env solo si no existe y completar los valores locales. Antes de iniciar db, comprobar con docker ps y docker compose ps que no exista otra base usando 5432; conservar la base existente y su volumen si ya hay datos.</w:t>
       </w:r>
     </w:p>
     <w:p>
@@ -534,7 +585,9 @@
         <w:spacing w:after="120"/>
       </w:pPr>
       <w:r>
-        <w:t>docker compose up -d</w:t>
+        <w:t>if (-not (Test-Path -LiteralPath .env)) { Copy-Item -LiteralPath .env.example -Destination .env }</w:t>
+        <w:br/>
+        <w:t>docker compose up -d --build</w:t>
       </w:r>
     </w:p>
     <w:p>
@@ -542,7 +595,7 @@
         <w:spacing w:after="120"/>
       </w:pPr>
       <w:r>
-        <w:t>La base queda disponible en localhost:5432 con la base killbichos. El esquema y los datos iniciales se cargan mediante los scripts montados en Docker.</w:t>
+        <w:t>El Compose raíz define PostgreSQL/PostGIS en 5432, API en 8000 y panel en http://localhost:8080. Flutter no corre en Docker. El comando anterior supone que no existe una base del compose antiguo ocupando 5432. Si existe, identificar su proyecto, red y volumen antes de continuar; no levantar otra base ni borrar datos. Conservar .env existente. Los scripts iniciales solo se aplican a una base vacía; en bases previas aplicar la migración de croquis de la sección 9.</w:t>
       </w:r>
     </w:p>
     <w:p>
@@ -550,6 +603,9 @@
         <w:pStyle w:val="Heading1"/>
       </w:pPr>
       <w:r>
+        <w:rPr>
+          <w:color w:val="000000"/>
+        </w:rPr>
         <w:t>4 Levantar el backend</w:t>
       </w:r>
     </w:p>
@@ -558,7 +614,7 @@
         <w:spacing w:after="120"/>
       </w:pPr>
       <w:r>
-        <w:t>Desde la carpeta backend:</w:t>
+        <w:t>Alternativa fuera de Docker para la API: iniciar solo el servicio db desde la raíz y luego trabajar en la carpeta backend. Preparar su propio .env sin sobrescribir uno existente:</w:t>
       </w:r>
     </w:p>
     <w:p>
@@ -570,7 +626,9 @@
         <w:br/>
         <w:t>.venv\Scripts\Activate.ps1</w:t>
         <w:br/>
-        <w:t>pip install -r requirements.txt</w:t>
+        <w:t>python -m pip install -r requirements.txt</w:t>
+        <w:br/>
+        <w:t>if (-not (Test-Path -LiteralPath .env)) { Copy-Item -LiteralPath .env.example -Destination .env }</w:t>
         <w:br/>
         <w:t>python -m uvicorn app.main:app --reload --host 127.0.0.1 --port 8000</w:t>
       </w:r>
@@ -580,7 +638,7 @@
         <w:spacing w:after="120"/>
       </w:pPr>
       <w:r>
-        <w:t>La documentación Swagger está disponible en http://127.0.0.1:8000/docs y el health check en /health.</w:t>
+        <w:t>Con docker compose up -d db, el DATABASE_URL de backend/.env debe apuntar a localhost:5432 usando los mismos datos de conexión del .env de raíz. Swagger: http://127.0.0.1:8000/docs; comprobación de vida: /health. Evitar iniciar dos backends sobre el puerto 8000.</w:t>
       </w:r>
     </w:p>
     <w:p>
@@ -588,7 +646,10 @@
         <w:pStyle w:val="Heading1"/>
       </w:pPr>
       <w:r>
-        <w:t>5 Levantar el frontend</w:t>
+        <w:rPr>
+          <w:color w:val="000000"/>
+        </w:rPr>
+        <w:t>5 Frontend en modo desarrollo</w:t>
       </w:r>
     </w:p>
     <w:p>
@@ -596,7 +657,7 @@
         <w:spacing w:after="120"/>
       </w:pPr>
       <w:r>
-        <w:t>Desde la carpeta frontend:</w:t>
+        <w:t>Como alternativa al panel de Docker, desde frontend y con la API disponible:</w:t>
       </w:r>
     </w:p>
     <w:p>
@@ -604,9 +665,15 @@
         <w:spacing w:after="120"/>
       </w:pPr>
       <w:r>
-        <w:t>npm install</w:t>
+        <w:t>npm ci</w:t>
         <w:br/>
         <w:t>npm run dev</w:t>
+        <w:br/>
+        <w:t># Validación</w:t>
+        <w:br/>
+        <w:t>npm test</w:t>
+        <w:br/>
+        <w:t>npm run build</w:t>
       </w:r>
     </w:p>
     <w:p>
@@ -614,7 +681,7 @@
         <w:spacing w:after="120"/>
       </w:pPr>
       <w:r>
-        <w:t>El panel queda disponible normalmente en http://127.0.0.1:5173. La variable VITE_API_URL permite cambiar la URL del backend.</w:t>
+        <w:t>Vite lee el .env de la raíz y publica solo variables VITE_. Usar http://localhost:5173 para la clave web restringida; 127.0.0.1 es un referente distinto. VITE_API_URL define la dirección que usa el navegador. Después de cambiar .env, reiniciar Vite o reconstruir web con docker compose up -d --no-deps --build web. ALLOWED_ORIGINS debe incluir el origen real del panel.</w:t>
       </w:r>
     </w:p>
     <w:p>
@@ -622,6 +689,9 @@
         <w:pStyle w:val="Heading1"/>
       </w:pPr>
       <w:r>
+        <w:rPr>
+          <w:color w:val="000000"/>
+        </w:rPr>
         <w:t>6 Datos de demostración</w:t>
       </w:r>
     </w:p>
@@ -630,6 +700,14 @@
         <w:tblStyle w:val="TableGrid"/>
         <w:tblW w:type="auto" w:w="0"/>
         <w:tblLook w:firstColumn="1" w:firstRow="1" w:lastColumn="0" w:lastRow="0" w:noHBand="0" w:noVBand="1" w:val="04A0"/>
+        <w:tblBorders>
+          <w:top w:val="single" w:sz="4" w:color="D9D9D9"/>
+          <w:left w:val="single" w:sz="4" w:color="D9D9D9"/>
+          <w:bottom w:val="single" w:sz="4" w:color="D9D9D9"/>
+          <w:right w:val="single" w:sz="4" w:color="D9D9D9"/>
+          <w:insideH w:val="single" w:sz="4" w:color="D9D9D9"/>
+          <w:insideV w:val="single" w:sz="4" w:color="D9D9D9"/>
+        </w:tblBorders>
       </w:tblPr>
       <w:tblGrid>
         <w:gridCol w:w="3360"/>
@@ -637,6 +715,9 @@
         <w:gridCol w:w="3360"/>
       </w:tblGrid>
       <w:tr>
+        <w:trPr>
+          <w:tblHeader/>
+        </w:trPr>
         <w:tc>
           <w:tcPr>
             <w:tcW w:type="dxa" w:w="2448"/>
@@ -653,6 +734,8 @@
           </w:tcPr>
           <w:p>
             <w:pPr>
+              <w:keepNext w:val="0"/>
+              <w:keepLines w:val="0"/>
               <w:spacing w:after="40" w:before="40"/>
             </w:pPr>
             <w:r/>
@@ -682,6 +765,8 @@
           </w:tcPr>
           <w:p>
             <w:pPr>
+              <w:keepNext w:val="0"/>
+              <w:keepLines w:val="0"/>
               <w:spacing w:after="40" w:before="40"/>
             </w:pPr>
             <w:r/>
@@ -711,6 +796,8 @@
           </w:tcPr>
           <w:p>
             <w:pPr>
+              <w:keepNext w:val="0"/>
+              <w:keepLines w:val="0"/>
               <w:spacing w:after="40" w:before="40"/>
             </w:pPr>
             <w:r/>
@@ -726,6 +813,7 @@
         </w:tc>
       </w:tr>
       <w:tr>
+        <w:trPr/>
         <w:tc>
           <w:tcPr>
             <w:tcW w:type="dxa" w:w="2448"/>
@@ -741,6 +829,8 @@
           </w:tcPr>
           <w:p>
             <w:pPr>
+              <w:keepNext w:val="0"/>
+              <w:keepLines w:val="0"/>
               <w:spacing w:after="40" w:before="40"/>
             </w:pPr>
             <w:r/>
@@ -768,6 +858,8 @@
           </w:tcPr>
           <w:p>
             <w:pPr>
+              <w:keepNext w:val="0"/>
+              <w:keepLines w:val="0"/>
               <w:spacing w:after="40" w:before="40"/>
             </w:pPr>
             <w:r/>
@@ -795,6 +887,8 @@
           </w:tcPr>
           <w:p>
             <w:pPr>
+              <w:keepNext w:val="0"/>
+              <w:keepLines w:val="0"/>
               <w:spacing w:after="40" w:before="40"/>
             </w:pPr>
             <w:r/>
@@ -809,6 +903,7 @@
         </w:tc>
       </w:tr>
       <w:tr>
+        <w:trPr/>
         <w:tc>
           <w:tcPr>
             <w:tcW w:type="dxa" w:w="2448"/>
@@ -825,6 +920,8 @@
           </w:tcPr>
           <w:p>
             <w:pPr>
+              <w:keepNext w:val="0"/>
+              <w:keepLines w:val="0"/>
               <w:spacing w:after="40" w:before="40"/>
             </w:pPr>
             <w:r/>
@@ -853,6 +950,8 @@
           </w:tcPr>
           <w:p>
             <w:pPr>
+              <w:keepNext w:val="0"/>
+              <w:keepLines w:val="0"/>
               <w:spacing w:after="40" w:before="40"/>
             </w:pPr>
             <w:r/>
@@ -881,6 +980,8 @@
           </w:tcPr>
           <w:p>
             <w:pPr>
+              <w:keepNext w:val="0"/>
+              <w:keepLines w:val="0"/>
               <w:spacing w:after="40" w:before="40"/>
             </w:pPr>
             <w:r/>
@@ -905,6 +1006,9 @@
         <w:pStyle w:val="Heading1"/>
       </w:pPr>
       <w:r>
+        <w:rPr>
+          <w:color w:val="000000"/>
+        </w:rPr>
         <w:t>7 Diagnóstico rápido</w:t>
       </w:r>
     </w:p>
@@ -923,7 +1027,7 @@
         <w:spacing w:after="60"/>
       </w:pPr>
       <w:r>
-        <w:t>Si la base no responde, ejecutar docker ps y revisar docker logs killbichos_db.</w:t>
+        <w:t>Si la base no responde, ejecutar docker compose ps y docker compose logs db desde la raíz. Los nombres de contenedor dependen del entorno; no asumir killbichos_db.</w:t>
       </w:r>
     </w:p>
     <w:p>
@@ -932,7 +1036,100 @@
         <w:spacing w:after="60"/>
       </w:pPr>
       <w:r>
-        <w:t>Si el esquema quedó inconsistente, detener el entorno y seguir el procedimiento de reinicio documentado por el equipo antes de usar datos reales.</w:t>
+        <w:t>docker compose down conserva los volúmenes. No usar down -v ni borrar volúmenes sobre datos de trabajo; cualquier reinicio destructivo requiere respaldo y autorización.</w:t>
+      </w:r>
+    </w:p>
+    <w:p>
+      <w:pPr>
+        <w:pStyle w:val="Heading1"/>
+      </w:pPr>
+      <w:r>
+        <w:rPr>
+          <w:color w:val="000000"/>
+        </w:rPr>
+        <w:t>8 Configuración de integraciones y pruebas</w:t>
+      </w:r>
+    </w:p>
+    <w:p>
+      <w:r>
+        <w:t>Docker y Vite leen el .env raíz. backend/.env se usa al iniciar uvicorn desde backend; DATABASE_URL y JWT deben ser coherentes con el entorno elegido. No subir secretos de OpenAI, Twilio o PostgreSQL ni darles prefijo VITE_. La clave web de Maps es pública por diseño: limitar referentes y API; no reutilizar la clave del iPhone.</w:t>
+      </w:r>
+    </w:p>
+    <w:p>
+      <w:r>
+        <w:t>WhatsApp requiere SID, Auth Token, número Sandbox, OPENAI_API_KEY y URL pública exacta /webhooks/whatsapp; mantener TWILIO_VALIDATE_SIGNATURE=true para la prueba real. La prueba PS-12 de rechazo de firma no equivale a una conversación de Sandbox.</w:t>
+      </w:r>
+    </w:p>
+    <w:p>
+      <w:r>
+        <w:t>La app se ejecuta con flutter run --dart-define=API_BASE_URL=URL_DEL_BACKEND. Android emulado usa 10.0.2.2; un teléfono real usa la IP del computador. El mapa requiere clave y MAPS_ENABLED=true; sin ella existe la lista de trampas.</w:t>
+      </w:r>
+    </w:p>
+    <w:p>
+      <w:r>
+        <w:t>La regresión actual de E4 reúne 205 pruebas, 107 backend y 98 frontend. Requiere dos bases aisladas panel_regression y croquis_regression; las variables y los pasos se indican en la sección 10. Las pruebas de Flutter y la aceptación del cliente son artefactos distintos, no incluidos en ese total.</w:t>
+      </w:r>
+    </w:p>
+    <w:p>
+      <w:pPr>
+        <w:pStyle w:val="Heading1"/>
+      </w:pPr>
+      <w:r>
+        <w:t>9 Actualizar y consultar el croquis</w:t>
+      </w:r>
+    </w:p>
+    <w:p>
+      <w:r>
+        <w:t>Si la base pertenece al servicio db del compose raíz, aplicar desde la raíz en PowerShell. La migración agrega foto_path e índices; no reemplaza un respaldo ni se debe ejecutar a ciegas sobre otra base:</w:t>
+      </w:r>
+    </w:p>
+    <w:p>
+      <w:r>
+        <w:t>Get-Content -Raw "Fase 2/Evidencias Proyecto/database/migracion_croquis_terreno.sql" | docker compose exec -T db psql -v ON_ERROR_STOP=1 -U killbichos -d killbichos</w:t>
+        <w:br/>
+        <w:t>docker compose up -d --no-deps --build backend</w:t>
+      </w:r>
+    </w:p>
+    <w:p>
+      <w:r>
+        <w:t>Ajustar usuario y base si difieren del ejemplo. Con una base de un compose antiguo, usar el contenedor y la red identificados, sin iniciar otro db. Las fotos de Docker se conservan en uploads_data. El backend requiere el PR #14 para verificar empresa en visitas y croquis.</w:t>
+      </w:r>
+    </w:p>
+    <w:p>
+      <w:r>
+        <w:t>Configurar VITE_GOOGLE_MAPS_API_KEY en .env raíz y restringir la clave web a Maps JavaScript API y referentes http://localhost:5173/* y http://localhost:8080/*. No hace falta Map ID. RefererNotAllowedMapError indica que el referente usado no está permitido; revisar la clave y recargar después del ajuste.</w:t>
+      </w:r>
+    </w:p>
+    <w:p>
+      <w:r>
+        <w:t>Desde Agenda, Ver croquis consulta el croquis existente y sus fotos sin editarlo. Admin y coordinador ven solo su empresa. Un croquis ausente muestra un mensaje y no se crea desde el panel; una foto requiere Authorization. Retiradas en gris y propuestas IA sin confirmar en amarillo. Sin mapa, el listado y las fotos siguen disponibles. E5 verificó el mapa real en localhost:5173.</w:t>
+      </w:r>
+    </w:p>
+    <w:p>
+      <w:pPr>
+        <w:pStyle w:val="Heading1"/>
+      </w:pPr>
+      <w:r>
+        <w:t>10 Repetir la regresión técnica</w:t>
+      </w:r>
+    </w:p>
+    <w:p>
+      <w:r>
+        <w:t>Crear dos bases exclusivamente de prueba con schema.sql y migracion_croquis_terreno.sql. No usar la base de trabajo. Desde backend:</w:t>
+      </w:r>
+    </w:p>
+    <w:p>
+      <w:r>
+        <w:t>$env:PANEL_TEST_DATABASE_URL = "&lt;URL aislada de panel_regression&gt;"</w:t>
+        <w:br/>
+        <w:t>$env:CROQUIS_TEST_DATABASE_URL = "&lt;URL aislada de croquis_regression&gt;"</w:t>
+        <w:br/>
+        <w:t>python -B -m unittest discover -s tests -v</w:t>
+      </w:r>
+    </w:p>
+    <w:p>
+      <w:r>
+        <w:t>Desde frontend ejecutar npm ci, npm test y npm run build. Sin las variables anteriores se omiten pruebas y el resultado no equivale a E4. Evidencia actual: Verificacion_PR14_2026-10-20.md; prueba manual de Maps: Croquis_maps_real_2026-10-20.md, en la carpeta pruebas. No se incluyen conversaciones reales de WhatsApp ni una prueba de carga nueva en las 205.</w:t>
       </w:r>
     </w:p>
     <w:sectPr>
@@ -1722,7 +1919,7 @@
       <w:rFonts w:asciiTheme="majorHAnsi" w:eastAsiaTheme="majorEastAsia" w:hAnsiTheme="majorHAnsi" w:cstheme="majorBidi"/>
       <w:i/>
       <w:iCs/>
-      <w:color w:val="4F81BD" w:themeColor="accent1"/>
+      <w:color w:val="000000"/>
       <w:spacing w:val="15"/>
       <w:sz w:val="24"/>
       <w:szCs w:val="24"/>
